--- a/hit-catalogue/CY5/committee_questionnaire.docx
+++ b/hit-catalogue/CY5/committee_questionnaire.docx
@@ -29,7 +29,7 @@
           <w:sz w:val="20"/>
           <w:rtl/>
         </w:rPr>
-        <w:t>שם הקורס: בלוקצ'יין חזון ופרקטיקה</w:t>
+        <w:t>שם הקורס: בלוקצ'יין ומערכות קריפטוגרפיות מבוזרות</w:t>
       </w:r>
     </w:p>
     <w:p>
@@ -42,7 +42,7 @@
           <w:b w:val="0"/>
           <w:sz w:val="20"/>
         </w:rPr>
-        <w:t>שם הקורס באנגלית: Blockchain &amp; Decentralized Systems</w:t>
+        <w:t>שם הקורס באנגלית: Blockchain and Decentralized Cryptographic Systems</w:t>
       </w:r>
     </w:p>
     <w:p>
